--- a/resumes/IsaiahSmith_Resume_Editor_2026.docx
+++ b/resumes/IsaiahSmith_Resume_Editor_2026.docx
@@ -2296,6 +2296,53 @@
       <w:rPr>
         <w:rtl w:val="0"/>
       </w:rPr>
+    </w:r>
+  </w:p>
+  <w:p>
+    <w:pPr>
+      <w:spacing w:line="240" w:lineRule="auto"/>
+    </w:pPr>
+    <w:r>
+      <w:drawing>
+        <wp:anchor allowOverlap="1" behindDoc="0" distB="0" distT="0" distL="0" distR="0" hidden="0" layoutInCell="1" locked="0" relativeHeight="0" simplePos="0">
+          <wp:simplePos x="0" y="0"/>
+          <wp:positionH relativeFrom="column">
+            <wp:posOffset>-1095374</wp:posOffset>
+          </wp:positionH>
+          <wp:positionV relativeFrom="paragraph">
+            <wp:posOffset>-28574</wp:posOffset>
+          </wp:positionV>
+          <wp:extent cx="1090613" cy="1198327"/>
+          <wp:effectExtent b="0" l="0" r="0" t="0"/>
+          <wp:wrapNone/>
+          <wp:docPr id="77" name=""/>
+          <a:graphic xmlns:a="http://schemas.openxmlformats.org/drawingml/2006/main">
+            <a:graphicData uri="http://schemas.openxmlformats.org/drawingml/2006/picture">
+              <pic:pic xmlns:pic="http://schemas.openxmlformats.org/drawingml/2006/picture">
+                <pic:nvPicPr>
+                  <pic:cNvPr descr="MPEG Local 700" id="78" name="guild"/>
+                  <pic:cNvPicPr/>
+                </pic:nvPicPr>
+                <pic:blipFill>
+                  <a:blip r:embed="rIdLogo"/>
+                  <a:stretch>
+                    <a:fillRect/>
+                  </a:stretch>
+                </pic:blipFill>
+                <pic:spPr>
+                  <a:xfrm>
+                    <a:off x="0" y="0"/>
+                    <a:ext cx="1090613" cy="1198327"/>
+                  </a:xfrm>
+                  <a:prstGeom prst="rect">
+                    <a:avLst/>
+                  </a:prstGeom>
+                </pic:spPr>
+              </pic:pic>
+            </a:graphicData>
+          </a:graphic>
+        </wp:anchor>
+      </w:drawing>
     </w:r>
   </w:p>
 </w:hdr>
